--- a/posts/kmeans/index.docx
+++ b/posts/kmeans/index.docx
@@ -52,7 +52,7 @@
         </w:p>
       </w:sdtContent>
     </w:sdt>
-    <w:bookmarkStart w:id="20" w:name="introduction"/>
+    <w:bookmarkStart w:id="9" w:name="introduction"/>
     <w:p>
       <w:pPr>
         <w:pStyle w:val="Heading2"/>
@@ -110,8 +110,8 @@
         <w:t xml:space="preserve">centroids (cluster centers), and then updates the centroids based on the current assignments. The objective is to minimize the sum of squared distances (also known as inertia) between each data point and its assigned centroid.</w:t>
       </w:r>
     </w:p>
-    <w:bookmarkEnd w:id="20"/>
-    <w:bookmarkStart w:id="26" w:name="mathematics-behind-k-means"/>
+    <w:bookmarkEnd w:id="9"/>
+    <w:bookmarkStart w:id="15" w:name="mathematics-behind-k-means"/>
     <w:p>
       <w:pPr>
         <w:pStyle w:val="Heading2"/>
@@ -194,46 +194,48 @@
             </m:rPr>
             <m:t>distance</m:t>
           </m:r>
-          <m:d>
-            <m:dPr>
-              <m:begChr m:val="("/>
-              <m:sepChr m:val=""/>
-              <m:endChr m:val=")"/>
-              <m:grow/>
-            </m:dPr>
+          <m:r>
+            <m:rPr>
+              <m:sty m:val="p"/>
+            </m:rPr>
+            <m:t>(</m:t>
+          </m:r>
+          <m:sSub>
             <m:e>
-              <m:sSub>
-                <m:e>
-                  <m:r>
-                    <m:t>x</m:t>
-                  </m:r>
-                </m:e>
-                <m:sub>
-                  <m:r>
-                    <m:t>i</m:t>
-                  </m:r>
-                </m:sub>
-              </m:sSub>
               <m:r>
-                <m:rPr>
-                  <m:sty m:val="p"/>
-                </m:rPr>
-                <m:t>,</m:t>
+                <m:t>x</m:t>
               </m:r>
-              <m:sSub>
-                <m:e>
-                  <m:r>
-                    <m:t>μ</m:t>
-                  </m:r>
-                </m:e>
-                <m:sub>
-                  <m:r>
-                    <m:t>j</m:t>
-                  </m:r>
-                </m:sub>
-              </m:sSub>
             </m:e>
-          </m:d>
+            <m:sub>
+              <m:r>
+                <m:t>i</m:t>
+              </m:r>
+            </m:sub>
+          </m:sSub>
+          <m:r>
+            <m:rPr>
+              <m:sty m:val="p"/>
+            </m:rPr>
+            <m:t>,</m:t>
+          </m:r>
+          <m:sSub>
+            <m:e>
+              <m:r>
+                <m:t>μ</m:t>
+              </m:r>
+            </m:e>
+            <m:sub>
+              <m:r>
+                <m:t>j</m:t>
+              </m:r>
+            </m:sub>
+          </m:sSub>
+          <m:r>
+            <m:rPr>
+              <m:sty m:val="p"/>
+            </m:rPr>
+            <m:t>)</m:t>
+          </m:r>
           <m:r>
             <m:rPr>
               <m:sty m:val="p"/>
@@ -273,67 +275,69 @@
                   </m:r>
                 </m:sup>
                 <m:e>
-                  <m:sSup>
-                    <m:e>
-                      <m:d>
-                        <m:dPr>
-                          <m:begChr m:val="("/>
-                          <m:sepChr m:val=""/>
-                          <m:endChr m:val=")"/>
-                          <m:grow/>
-                        </m:dPr>
-                        <m:e>
-                          <m:sSubSup>
-                            <m:e>
-                              <m:r>
-                                <m:t>x</m:t>
-                              </m:r>
-                            </m:e>
-                            <m:sub>
-                              <m:r>
-                                <m:t>i</m:t>
-                              </m:r>
-                            </m:sub>
-                            <m:sup>
-                              <m:r>
-                                <m:t>d</m:t>
-                              </m:r>
-                            </m:sup>
-                          </m:sSubSup>
-                          <m:r>
-                            <m:rPr>
-                              <m:sty m:val="p"/>
-                            </m:rPr>
-                            <m:t>−</m:t>
-                          </m:r>
-                          <m:sSubSup>
-                            <m:e>
-                              <m:r>
-                                <m:t>μ</m:t>
-                              </m:r>
-                            </m:e>
-                            <m:sub>
-                              <m:r>
-                                <m:t>j</m:t>
-                              </m:r>
-                            </m:sub>
-                            <m:sup>
-                              <m:r>
-                                <m:t>d</m:t>
-                              </m:r>
-                            </m:sup>
-                          </m:sSubSup>
-                        </m:e>
-                      </m:d>
-                    </m:e>
-                    <m:sup>
-                      <m:r>
-                        <m:t>2</m:t>
-                      </m:r>
-                    </m:sup>
-                  </m:sSup>
+                  <m:r>
+                    <m:rPr>
+                      <m:sty m:val="p"/>
+                    </m:rPr>
+                    <m:t>(</m:t>
+                  </m:r>
                 </m:e>
               </m:nary>
+              <m:sSubSup>
+                <m:e>
+                  <m:r>
+                    <m:t>x</m:t>
+                  </m:r>
+                </m:e>
+                <m:sub>
+                  <m:r>
+                    <m:t>i</m:t>
+                  </m:r>
+                </m:sub>
+                <m:sup>
+                  <m:r>
+                    <m:t>d</m:t>
+                  </m:r>
+                </m:sup>
+              </m:sSubSup>
+              <m:r>
+                <m:rPr>
+                  <m:sty m:val="p"/>
+                </m:rPr>
+                <m:t>−</m:t>
+              </m:r>
+              <m:sSubSup>
+                <m:e>
+                  <m:r>
+                    <m:t>μ</m:t>
+                  </m:r>
+                </m:e>
+                <m:sub>
+                  <m:r>
+                    <m:t>j</m:t>
+                  </m:r>
+                </m:sub>
+                <m:sup>
+                  <m:r>
+                    <m:t>d</m:t>
+                  </m:r>
+                </m:sup>
+              </m:sSubSup>
+              <m:sSup>
+                <m:e>
+                  <m:r>
+                    <m:rPr>
+                      <m:sty m:val="p"/>
+                    </m:rPr>
+                    <m:t>)</m:t>
+                  </m:r>
+                </m:e>
+                <m:sup>
+                  <m:r>
+                    <m:t>2</m:t>
+                  </m:r>
+                </m:sup>
+              </m:sSup>
             </m:e>
           </m:rad>
         </m:oMath>
@@ -611,7 +615,7 @@
         <w:t xml:space="preserve">: The assignment and update steps are repeated until the centroids no longer change or the maximum number of iterations is reached.</w:t>
       </w:r>
     </w:p>
-    <w:bookmarkStart w:id="21" w:name="objective-function-inertia"/>
+    <w:bookmarkStart w:id="10" w:name="objective-function-inertia"/>
     <w:p>
       <w:pPr>
         <w:pStyle w:val="Heading3"/>
@@ -775,8 +779,8 @@
         <w:t xml:space="preserve">This measures how compact the clusters are, i.e., how close the points within each cluster are to their centroid.</w:t>
       </w:r>
     </w:p>
-    <w:bookmarkEnd w:id="21"/>
-    <w:bookmarkStart w:id="25" w:name="how-to-choose-the-best-k-value"/>
+    <w:bookmarkEnd w:id="10"/>
+    <w:bookmarkStart w:id="14" w:name="how-to-choose-the-best-k-value"/>
     <w:p>
       <w:pPr>
         <w:pStyle w:val="Heading3"/>
@@ -815,7 +819,7 @@
         <w:t xml:space="preserve">). Several methods can be used:</w:t>
       </w:r>
     </w:p>
-    <w:bookmarkStart w:id="22" w:name="the-elbow-method"/>
+    <w:bookmarkStart w:id="11" w:name="the-elbow-method"/>
     <w:p>
       <w:pPr>
         <w:pStyle w:val="Heading4"/>
@@ -881,8 +885,8 @@
         <w:t xml:space="preserve">.</w:t>
       </w:r>
     </w:p>
-    <w:bookmarkEnd w:id="22"/>
-    <w:bookmarkStart w:id="23" w:name="silhouette-score"/>
+    <w:bookmarkEnd w:id="11"/>
+    <w:bookmarkStart w:id="12" w:name="silhouette-score"/>
     <w:p>
       <w:pPr>
         <w:pStyle w:val="Heading4"/>
@@ -973,8 +977,8 @@
         <w:t xml:space="preserve">Negative values indicate the point may have been assigned to the wrong cluster.</w:t>
       </w:r>
     </w:p>
-    <w:bookmarkEnd w:id="23"/>
-    <w:bookmarkStart w:id="24" w:name="gap-statistic"/>
+    <w:bookmarkEnd w:id="12"/>
+    <w:bookmarkStart w:id="13" w:name="gap-statistic"/>
     <w:p>
       <w:pPr>
         <w:pStyle w:val="Heading4"/>
@@ -1028,10 +1032,10 @@
         </w:pict>
       </w:r>
     </w:p>
-    <w:bookmarkEnd w:id="24"/>
-    <w:bookmarkEnd w:id="25"/>
-    <w:bookmarkEnd w:id="26"/>
-    <w:bookmarkStart w:id="51" w:name="python-implementation-of-k-means"/>
+    <w:bookmarkEnd w:id="13"/>
+    <w:bookmarkEnd w:id="14"/>
+    <w:bookmarkEnd w:id="15"/>
+    <w:bookmarkStart w:id="40" w:name="python-implementation-of-k-means"/>
     <w:p>
       <w:pPr>
         <w:pStyle w:val="Heading2"/>
@@ -1040,7 +1044,7 @@
         <w:t xml:space="preserve">Python Implementation of K-Means</w:t>
       </w:r>
     </w:p>
-    <w:bookmarkStart w:id="39" w:name="synthetic-data"/>
+    <w:bookmarkStart w:id="28" w:name="synthetic-data"/>
     <w:p>
       <w:pPr>
         <w:pStyle w:val="Heading3"/>
@@ -1524,18 +1528,18 @@
           <wp:inline>
             <wp:extent cx="4057650" cy="3448050"/>
             <wp:effectExtent b="0" l="0" r="0" t="0"/>
-            <wp:docPr descr="" title="" id="28" name="Picture"/>
+            <wp:docPr descr="" title="" id="17" name="Picture"/>
             <a:graphic>
               <a:graphicData uri="http://schemas.openxmlformats.org/drawingml/2006/picture">
                 <pic:pic>
                   <pic:nvPicPr>
-                    <pic:cNvPr descr="index_files/figure-docx/cell-3-output-1.png" id="29" name="Picture"/>
+                    <pic:cNvPr descr="index_files/figure-docx/cell-3-output-1.png" id="18" name="Picture"/>
                     <pic:cNvPicPr>
                       <a:picLocks noChangeArrowheads="1" noChangeAspect="1"/>
                     </pic:cNvPicPr>
                   </pic:nvPicPr>
                   <pic:blipFill>
-                    <a:blip r:embed="rId27"/>
+                    <a:blip r:embed="rId16"/>
                     <a:stretch>
                       <a:fillRect/>
                     </a:stretch>
@@ -1991,18 +1995,18 @@
           <wp:inline>
             <wp:extent cx="4057650" cy="3448050"/>
             <wp:effectExtent b="0" l="0" r="0" t="0"/>
-            <wp:docPr descr="" title="" id="31" name="Picture"/>
+            <wp:docPr descr="" title="" id="20" name="Picture"/>
             <a:graphic>
               <a:graphicData uri="http://schemas.openxmlformats.org/drawingml/2006/picture">
                 <pic:pic>
                   <pic:nvPicPr>
-                    <pic:cNvPr descr="index_files/figure-docx/cell-4-output-1.png" id="32" name="Picture"/>
+                    <pic:cNvPr descr="index_files/figure-docx/cell-4-output-1.png" id="21" name="Picture"/>
                     <pic:cNvPicPr>
                       <a:picLocks noChangeArrowheads="1" noChangeAspect="1"/>
                     </pic:cNvPicPr>
                   </pic:nvPicPr>
                   <pic:blipFill>
-                    <a:blip r:embed="rId30"/>
+                    <a:blip r:embed="rId19"/>
                     <a:stretch>
                       <a:fillRect/>
                     </a:stretch>
@@ -2383,18 +2387,18 @@
           <wp:inline>
             <wp:extent cx="4391025" cy="3638550"/>
             <wp:effectExtent b="0" l="0" r="0" t="0"/>
-            <wp:docPr descr="" title="" id="34" name="Picture"/>
+            <wp:docPr descr="" title="" id="23" name="Picture"/>
             <a:graphic>
               <a:graphicData uri="http://schemas.openxmlformats.org/drawingml/2006/picture">
                 <pic:pic>
                   <pic:nvPicPr>
-                    <pic:cNvPr descr="index_files/figure-docx/cell-5-output-1.png" id="35" name="Picture"/>
+                    <pic:cNvPr descr="index_files/figure-docx/cell-5-output-1.png" id="24" name="Picture"/>
                     <pic:cNvPicPr>
                       <a:picLocks noChangeArrowheads="1" noChangeAspect="1"/>
                     </pic:cNvPicPr>
                   </pic:nvPicPr>
                   <pic:blipFill>
-                    <a:blip r:embed="rId33"/>
+                    <a:blip r:embed="rId22"/>
                     <a:stretch>
                       <a:fillRect/>
                     </a:stretch>
@@ -2817,20 +2821,20 @@
       <w:r>
         <w:drawing>
           <wp:inline>
-            <wp:extent cx="4343400" cy="3638550"/>
+            <wp:extent cx="4352925" cy="3638550"/>
             <wp:effectExtent b="0" l="0" r="0" t="0"/>
-            <wp:docPr descr="" title="" id="37" name="Picture"/>
+            <wp:docPr descr="" title="" id="26" name="Picture"/>
             <a:graphic>
               <a:graphicData uri="http://schemas.openxmlformats.org/drawingml/2006/picture">
                 <pic:pic>
                   <pic:nvPicPr>
-                    <pic:cNvPr descr="index_files/figure-docx/cell-6-output-1.png" id="38" name="Picture"/>
+                    <pic:cNvPr descr="index_files/figure-docx/cell-6-output-1.png" id="27" name="Picture"/>
                     <pic:cNvPicPr>
                       <a:picLocks noChangeArrowheads="1" noChangeAspect="1"/>
                     </pic:cNvPicPr>
                   </pic:nvPicPr>
                   <pic:blipFill>
-                    <a:blip r:embed="rId36"/>
+                    <a:blip r:embed="rId25"/>
                     <a:stretch>
                       <a:fillRect/>
                     </a:stretch>
@@ -2838,7 +2842,7 @@
                   <pic:spPr bwMode="auto">
                     <a:xfrm>
                       <a:off x="0" y="0"/>
-                      <a:ext cx="4343400" cy="3638550"/>
+                      <a:ext cx="4352925" cy="3638550"/>
                     </a:xfrm>
                     <a:prstGeom prst="rect">
                       <a:avLst/>
@@ -2857,8 +2861,8 @@
         </w:drawing>
       </w:r>
     </w:p>
-    <w:bookmarkEnd w:id="39"/>
-    <w:bookmarkStart w:id="50" w:name="real-data"/>
+    <w:bookmarkEnd w:id="28"/>
+    <w:bookmarkStart w:id="39" w:name="real-data"/>
     <w:p>
       <w:pPr>
         <w:pStyle w:val="Heading3"/>
@@ -3036,7 +3040,7 @@
       <w:r>
         <w:t xml:space="preserve"> </w:t>
       </w:r>
-      <w:hyperlink r:id="rId40">
+      <w:hyperlink r:id="rId29">
         <w:r>
           <w:rPr>
             <w:rStyle w:val="Hyperlink"/>
@@ -4765,18 +4769,18 @@
           <wp:inline>
             <wp:extent cx="4305300" cy="3657600"/>
             <wp:effectExtent b="0" l="0" r="0" t="0"/>
-            <wp:docPr descr="" title="" id="42" name="Picture"/>
+            <wp:docPr descr="" title="" id="31" name="Picture"/>
             <a:graphic>
               <a:graphicData uri="http://schemas.openxmlformats.org/drawingml/2006/picture">
                 <pic:pic>
                   <pic:nvPicPr>
-                    <pic:cNvPr descr="index_files/figure-docx/cell-10-output-1.png" id="43" name="Picture"/>
+                    <pic:cNvPr descr="index_files/figure-docx/cell-10-output-1.png" id="32" name="Picture"/>
                     <pic:cNvPicPr>
                       <a:picLocks noChangeArrowheads="1" noChangeAspect="1"/>
                     </pic:cNvPicPr>
                   </pic:nvPicPr>
                   <pic:blipFill>
-                    <a:blip r:embed="rId41"/>
+                    <a:blip r:embed="rId30"/>
                     <a:stretch>
                       <a:fillRect/>
                     </a:stretch>
@@ -5236,18 +5240,18 @@
           <wp:inline>
             <wp:extent cx="4343400" cy="3657600"/>
             <wp:effectExtent b="0" l="0" r="0" t="0"/>
-            <wp:docPr descr="" title="" id="45" name="Picture"/>
+            <wp:docPr descr="" title="" id="34" name="Picture"/>
             <a:graphic>
               <a:graphicData uri="http://schemas.openxmlformats.org/drawingml/2006/picture">
                 <pic:pic>
                   <pic:nvPicPr>
-                    <pic:cNvPr descr="index_files/figure-docx/cell-11-output-1.png" id="46" name="Picture"/>
+                    <pic:cNvPr descr="index_files/figure-docx/cell-11-output-1.png" id="35" name="Picture"/>
                     <pic:cNvPicPr>
                       <a:picLocks noChangeArrowheads="1" noChangeAspect="1"/>
                     </pic:cNvPicPr>
                   </pic:nvPicPr>
                   <pic:blipFill>
-                    <a:blip r:embed="rId44"/>
+                    <a:blip r:embed="rId33"/>
                     <a:stretch>
                       <a:fillRect/>
                     </a:stretch>
@@ -5753,18 +5757,18 @@
           <wp:inline>
             <wp:extent cx="5334000" cy="3592147"/>
             <wp:effectExtent b="0" l="0" r="0" t="0"/>
-            <wp:docPr descr="" title="" id="48" name="Picture"/>
+            <wp:docPr descr="" title="" id="37" name="Picture"/>
             <a:graphic>
               <a:graphicData uri="http://schemas.openxmlformats.org/drawingml/2006/picture">
                 <pic:pic>
                   <pic:nvPicPr>
-                    <pic:cNvPr descr="index_files/figure-docx/cell-12-output-2.png" id="49" name="Picture"/>
+                    <pic:cNvPr descr="index_files/figure-docx/cell-12-output-2.png" id="38" name="Picture"/>
                     <pic:cNvPicPr>
                       <a:picLocks noChangeArrowheads="1" noChangeAspect="1"/>
                     </pic:cNvPicPr>
                   </pic:nvPicPr>
                   <pic:blipFill>
-                    <a:blip r:embed="rId47"/>
+                    <a:blip r:embed="rId36"/>
                     <a:stretch>
                       <a:fillRect/>
                     </a:stretch>
@@ -6361,9 +6365,9 @@
         <w:t xml:space="preserve">[2 3]</w:t>
       </w:r>
     </w:p>
-    <w:bookmarkEnd w:id="50"/>
-    <w:bookmarkEnd w:id="51"/>
-    <w:bookmarkStart w:id="52" w:name="Xad0429e66f51d4fb437ce3a82ae7f273b6f574c"/>
+    <w:bookmarkEnd w:id="39"/>
+    <w:bookmarkEnd w:id="40"/>
+    <w:bookmarkStart w:id="41" w:name="Xad0429e66f51d4fb437ce3a82ae7f273b6f574c"/>
     <w:p>
       <w:pPr>
         <w:pStyle w:val="Heading2"/>
@@ -6372,8 +6376,8 @@
         <w:t xml:space="preserve">K-Means is a powerful and widely used clustering algorithm, but it has limitations, such as assuming spherical clusters of equal sizes.</w:t>
       </w:r>
     </w:p>
-    <w:bookmarkEnd w:id="52"/>
-    <w:bookmarkStart w:id="59" w:name="limitations-of-k-means-clustering"/>
+    <w:bookmarkEnd w:id="41"/>
+    <w:bookmarkStart w:id="48" w:name="limitations-of-k-means-clustering"/>
     <w:p>
       <w:pPr>
         <w:pStyle w:val="Heading2"/>
@@ -6390,7 +6394,7 @@
         <w:t xml:space="preserve">While K-Means is a widely used clustering algorithm due to its simplicity and scalability, it has several notable limitations:</w:t>
       </w:r>
     </w:p>
-    <w:bookmarkStart w:id="53" w:name="assumption-of-spherical-clusters"/>
+    <w:bookmarkStart w:id="42" w:name="assumption-of-spherical-clusters"/>
     <w:p>
       <w:pPr>
         <w:pStyle w:val="Heading3"/>
@@ -6465,8 +6469,8 @@
         <w:t xml:space="preserve">, which do not assume any specific shape for the clusters.</w:t>
       </w:r>
     </w:p>
-    <w:bookmarkEnd w:id="53"/>
-    <w:bookmarkStart w:id="54" w:name="sensitivity-to-initialization"/>
+    <w:bookmarkEnd w:id="42"/>
+    <w:bookmarkStart w:id="43" w:name="sensitivity-to-initialization"/>
     <w:p>
       <w:pPr>
         <w:pStyle w:val="Heading3"/>
@@ -6542,8 +6546,8 @@
         <w:t xml:space="preserve">initialization, which ensures that centroids are chosen in a way that increases the likelihood of converging to an optimal solution.</w:t>
       </w:r>
     </w:p>
-    <w:bookmarkEnd w:id="54"/>
-    <w:bookmarkStart w:id="55" w:name="needs-to-specify-k-in-advance"/>
+    <w:bookmarkEnd w:id="43"/>
+    <w:bookmarkStart w:id="44" w:name="needs-to-specify-k-in-advance"/>
     <w:p>
       <w:pPr>
         <w:pStyle w:val="Heading3"/>
@@ -6696,8 +6700,8 @@
         <w:t xml:space="preserve">.</w:t>
       </w:r>
     </w:p>
-    <w:bookmarkEnd w:id="55"/>
-    <w:bookmarkStart w:id="56" w:name="outliers-and-noise-sensitivity"/>
+    <w:bookmarkEnd w:id="44"/>
+    <w:bookmarkStart w:id="45" w:name="outliers-and-noise-sensitivity"/>
     <w:p>
       <w:pPr>
         <w:pStyle w:val="Heading3"/>
@@ -6756,8 +6760,8 @@
         <w:t xml:space="preserve">, which can handle outliers more effectively by considering them as noise.</w:t>
       </w:r>
     </w:p>
-    <w:bookmarkEnd w:id="56"/>
-    <w:bookmarkStart w:id="57" w:name="equal-cluster-size-assumption"/>
+    <w:bookmarkEnd w:id="45"/>
+    <w:bookmarkStart w:id="46" w:name="equal-cluster-size-assumption"/>
     <w:p>
       <w:pPr>
         <w:pStyle w:val="Heading3"/>
@@ -6816,8 +6820,8 @@
         <w:t xml:space="preserve">, which can naturally handle different cluster sizes.</w:t>
       </w:r>
     </w:p>
-    <w:bookmarkEnd w:id="57"/>
-    <w:bookmarkStart w:id="58" w:name="non-convex-shapes"/>
+    <w:bookmarkEnd w:id="46"/>
+    <w:bookmarkStart w:id="47" w:name="non-convex-shapes"/>
     <w:p>
       <w:pPr>
         <w:pStyle w:val="Heading3"/>
@@ -6902,9 +6906,9 @@
         </w:pict>
       </w:r>
     </w:p>
-    <w:bookmarkEnd w:id="58"/>
-    <w:bookmarkEnd w:id="59"/>
-    <w:bookmarkStart w:id="61" w:name="references"/>
+    <w:bookmarkEnd w:id="47"/>
+    <w:bookmarkEnd w:id="48"/>
+    <w:bookmarkStart w:id="50" w:name="references"/>
     <w:p>
       <w:pPr>
         <w:pStyle w:val="Heading2"/>
@@ -7141,8 +7145,8 @@
         <w:t xml:space="preserve"> </w:t>
       </w:r>
     </w:p>
-    <w:bookmarkStart w:id="60" w:name="fb-root"/>
-    <w:bookmarkEnd w:id="60"/>
+    <w:bookmarkStart w:id="49" w:name="fb-root"/>
+    <w:bookmarkEnd w:id="49"/>
     <w:p>
       <w:pPr>
         <w:pStyle w:val="BodyText"/>
@@ -7155,7 +7159,7 @@
         <w:t xml:space="preserve">You may also like</w:t>
       </w:r>
     </w:p>
-    <w:bookmarkEnd w:id="61"/>
+    <w:bookmarkEnd w:id="50"/>
     <w:sectPr>
       <w:footnotePr>
         <w:numRestart w:val="eachSect"/>
@@ -7673,10 +7677,10 @@
   <w:docDefaults>
     <w:rPrDefault>
       <w:rPr>
-        <w:rFonts w:asciiTheme="minorHAnsi" w:cstheme="minorBidi" w:eastAsiaTheme="minorHAnsi" w:hAnsiTheme="minorHAnsi"/>
+        <w:rFonts w:asciiTheme="minorHAnsi" w:cstheme="minorBidi" w:eastAsiaTheme="minorEastAsia" w:hAnsiTheme="minorHAnsi"/>
         <w:sz w:val="24"/>
         <w:szCs w:val="24"/>
-        <w:lang w:bidi="ar-SA" w:eastAsia="en-US" w:val="en-US"/>
+        <w:lang w:bidi="ar-SA" w:eastAsia="zh-CN" w:val="en-US"/>
       </w:rPr>
     </w:rPrDefault>
     <w:pPrDefault>
@@ -8217,13 +8221,6 @@
       </w:tblCellMar>
     </w:tblPr>
     <w:tblStylePr w:type="firstRow">
-      <w:tblPr>
-        <w:jc w:val="left"/>
-        <w:tblInd w:type="dxa" w:w="0"/>
-      </w:tblPr>
-      <w:trPr>
-        <w:jc w:val="left"/>
-      </w:trPr>
       <w:tcPr>
         <w:tcBorders>
           <w:bottom w:val="single"/>

--- a/posts/kmeans/index.docx
+++ b/posts/kmeans/index.docx
@@ -6908,7 +6908,7 @@
     </w:p>
     <w:bookmarkEnd w:id="47"/>
     <w:bookmarkEnd w:id="48"/>
-    <w:bookmarkStart w:id="50" w:name="references"/>
+    <w:bookmarkStart w:id="49" w:name="references"/>
     <w:p>
       <w:pPr>
         <w:pStyle w:val="Heading2"/>
@@ -7103,63 +7103,10 @@
           <w:b/>
           <w:bCs/>
         </w:rPr>
-        <w:t xml:space="preserve">Share on</w:t>
-      </w:r>
-    </w:p>
-    <w:p>
-      <w:pPr>
-        <w:pStyle w:val="BodyText"/>
-      </w:pPr>
-    </w:p>
-    <w:p>
-      <w:pPr>
-        <w:pStyle w:val="BodyText"/>
-      </w:pPr>
-      <w:r>
-        <w:t xml:space="preserve"> </w:t>
-      </w:r>
-    </w:p>
-    <w:p>
-      <w:pPr>
-        <w:pStyle w:val="BodyText"/>
-      </w:pPr>
-    </w:p>
-    <w:p>
-      <w:pPr>
-        <w:pStyle w:val="BodyText"/>
-      </w:pPr>
-      <w:r>
-        <w:t xml:space="preserve"> </w:t>
-      </w:r>
-    </w:p>
-    <w:p>
-      <w:pPr>
-        <w:pStyle w:val="BodyText"/>
-      </w:pPr>
-    </w:p>
-    <w:p>
-      <w:pPr>
-        <w:pStyle w:val="BodyText"/>
-      </w:pPr>
-      <w:r>
-        <w:t xml:space="preserve"> </w:t>
-      </w:r>
-    </w:p>
-    <w:bookmarkStart w:id="49" w:name="fb-root"/>
+        <w:t xml:space="preserve">You may also like</w:t>
+      </w:r>
+    </w:p>
     <w:bookmarkEnd w:id="49"/>
-    <w:p>
-      <w:pPr>
-        <w:pStyle w:val="BodyText"/>
-      </w:pPr>
-      <w:r>
-        <w:rPr>
-          <w:b/>
-          <w:bCs/>
-        </w:rPr>
-        <w:t xml:space="preserve">You may also like</w:t>
-      </w:r>
-    </w:p>
-    <w:bookmarkEnd w:id="50"/>
     <w:sectPr>
       <w:footnotePr>
         <w:numRestart w:val="eachSect"/>
